--- a/Documents/Crestron HTML UI Design.docx
+++ b/Documents/Crestron HTML UI Design.docx
@@ -543,7 +543,23 @@
               </v:shapetype>
               <v:shape id="Text Box 2" o:spid="_x0000_s1026" type="#_x0000_t202" style="position:absolute;margin-left:-9pt;margin-top:44.2pt;width:285.6pt;height:110.6pt;z-index:251662336;visibility:visible;mso-wrap-style:square;mso-width-percent:0;mso-height-percent:200;mso-wrap-distance-left:9pt;mso-wrap-distance-top:3.6pt;mso-wrap-distance-right:9pt;mso-wrap-distance-bottom:3.6pt;mso-position-horizontal:absolute;mso-position-horizontal-relative:margin;mso-position-vertical:absolute;mso-position-vertical-relative:text;mso-width-percent:0;mso-height-percent:200;mso-width-relative:margin;mso-height-relative:margin;v-text-anchor:top" o:gfxdata="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" filled="f" stroked="f">
                 <v:textbox style="mso-fit-shape-to-text:t">
-                  <w:txbxContent/>
+                  <w:txbxContent>
+                    <w:p>
+                      <w:pPr>
+                        <w:rPr>
+                          <w:sz w:val="28"/>
+                          <w:szCs w:val="28"/>
+                        </w:rPr>
+                      </w:pPr>
+                      <w:r>
+                        <w:rPr>
+                          <w:sz w:val="28"/>
+                          <w:szCs w:val="28"/>
+                        </w:rPr>
+                        <w:t>This will then provide a dropdown for different button modes.</w:t>
+                      </w:r>
+                    </w:p>
+                  </w:txbxContent>
                 </v:textbox>
                 <w10:wrap type="square" anchorx="margin"/>
               </v:shape>
@@ -1936,7 +1952,7 @@
         </w:rPr>
         <w:lastRenderedPageBreak/>
         <w:drawing>
-          <wp:anchor distT="0" distB="0" distL="114300" distR="114300" simplePos="0" relativeHeight="251668480" behindDoc="0" locked="0" layoutInCell="1" allowOverlap="1" wp14:anchorId="0B232168" wp14:editId="09E72A16">
+          <wp:anchor distT="0" distB="0" distL="114300" distR="114300" simplePos="0" relativeHeight="251668480" behindDoc="0" locked="0" layoutInCell="1" allowOverlap="1" wp14:anchorId="0B232168" wp14:editId="42787277">
             <wp:simplePos x="0" y="0"/>
             <wp:positionH relativeFrom="margin">
               <wp:align>center</wp:align>
@@ -2221,7 +2237,7 @@
         </w:rPr>
         <w:lastRenderedPageBreak/>
         <w:drawing>
-          <wp:anchor distT="0" distB="0" distL="114300" distR="114300" simplePos="0" relativeHeight="251669504" behindDoc="0" locked="0" layoutInCell="1" allowOverlap="1" wp14:anchorId="3CB51715" wp14:editId="3846A9A6">
+          <wp:anchor distT="0" distB="0" distL="114300" distR="114300" simplePos="0" relativeHeight="251669504" behindDoc="0" locked="0" layoutInCell="1" allowOverlap="1" wp14:anchorId="3CB51715" wp14:editId="105C5D6A">
             <wp:simplePos x="0" y="0"/>
             <wp:positionH relativeFrom="margin">
               <wp:align>right</wp:align>
